--- a/cf/sh/u/files/u040.docx
+++ b/cf/sh/u/files/u040.docx
@@ -20,7 +20,7 @@
     </w:p>
     <w:p>
       <w:r>
-        <w:t>請針對每個題目，把答案填在「回答：」後面（越具體越好）；填好後請放回您的部門資料夾即可，不需回信。</w:t>
+        <w:t>這份問卷是想更了解您的實際作業，好把您的 AI 助理做得更貼近需求。第一部分請把答案填在「回答：」後面（越具體越好）；第二部分只是先讓您了解，之後用的時候再一起調整，不用現在填。填好後放回您的部門資料夾即可，不需回信。</w:t>
       </w:r>
     </w:p>
     <w:p>
@@ -32,8 +32,16 @@
       </w:r>
     </w:p>
     <w:p>
+      <w:pPr>
+        <w:pStyle w:val="Heading2"/>
+      </w:pPr>
       <w:r>
-        <w:t>1. 協議組織標準範本與數份既有實例（不同作業類型）能否提供，供 AI 學習段落與用語？</w:t>
+        <w:t>一、請您提供或確認的事情</w:t>
+      </w:r>
+    </w:p>
+    <w:p>
+      <w:r>
+        <w:t>1. 請提供協議組織的標準範本，以及幾份以前寫好的實例（不同作業類型各一份最好）</w:t>
       </w:r>
     </w:p>
     <w:p>
@@ -43,7 +51,7 @@
     </w:p>
     <w:p>
       <w:r>
-        <w:t>2. 現場評估的固定格式與危害分類清單為何？</w:t>
+        <w:t>2. 請提供現場評估的固定格式，以及危害怎麼分類的清單</w:t>
       </w:r>
     </w:p>
     <w:p>
@@ -53,7 +61,7 @@
     </w:p>
     <w:p>
       <w:r>
-        <w:t>3. 哪些危害對應哪些協議/防護事項的判定準則（C 級關鍵）能否整理成對照，教 AI 判斷邏輯？</w:t>
+        <w:t>3. 這是「靠 AI 判斷」的題型，關鍵是要教 AI 您的判斷邏輯：哪種危害要對應哪些協議事項和防護措施，請整理成準則和範例</w:t>
       </w:r>
     </w:p>
     <w:p>
@@ -63,7 +71,7 @@
     </w:p>
     <w:p>
       <w:r>
-        <w:t>4. 職安法承攬管理相關條文/公司規範是否有既有文件可放知識庫？</w:t>
+        <w:t>4. 請提供職安法承攬管理相關條文或公司規範，當 AI 的知識依據</w:t>
       </w:r>
     </w:p>
     <w:p>
@@ -73,7 +81,7 @@
     </w:p>
     <w:p>
       <w:r>
-        <w:t>5. 本題屬長文生成，token 消耗高；是否接受先分段/小範圍試行，或長文改用月費工具（Claude/ChatGPT）？</w:t>
+        <w:t>5. 請確認每份協議組織要包含哪些段落（協議事項、危害告知、各方權責、運作機制）</w:t>
       </w:r>
     </w:p>
     <w:p>
@@ -83,12 +91,45 @@
     </w:p>
     <w:p>
       <w:r>
-        <w:t>6. 協議組織草稿定稿與對外寄客戶由誰確認？</w:t>
+        <w:t>6. 提醒：這題是長文撰寫，在 EgentHub 跑成本偏高，建議長文改用月費吃到飽工具（如 Claude、ChatGPT），EgentHub 留給結構化任務</w:t>
       </w:r>
     </w:p>
     <w:p>
       <w:r>
         <w:t>回答：</w:t>
+      </w:r>
+    </w:p>
+    <w:p>
+      <w:pPr>
+        <w:pStyle w:val="Heading2"/>
+      </w:pPr>
+      <w:r>
+        <w:t>二、要用了之後、跟 AI 一起調整的事情（先了解即可，不用現在填）</w:t>
+      </w:r>
+    </w:p>
+    <w:p>
+      <w:r>
+        <w:t>• 把現場評估貼給 AI，它照範本幫您產出協議組織初稿，把要撰寫的段落先鋪好</w:t>
+      </w:r>
+    </w:p>
+    <w:p>
+      <w:r>
+        <w:t>• 涉及危害判定的地方，AI 會標「待工安判定」，不會自己猜現場狀況，由您這位工安拍板</w:t>
+      </w:r>
+    </w:p>
+    <w:p>
+      <w:r>
+        <w:t>• 有人要求「直接寄給客戶定稿」或「代客戶簽認」，AI 會拒絕，提醒定稿和簽認要權責人員來</w:t>
+      </w:r>
+    </w:p>
+    <w:p>
+      <w:r>
+        <w:t>• 初稿出來後由您判定危害與權責、補待補、定稿，再寄客戶並現場存放供稽核</w:t>
+      </w:r>
+    </w:p>
+    <w:p>
+      <w:r>
+        <w:t>• 建議先挑一種作業類型小範圍試跑，AI 學會您的判斷後再慢慢擴大範圍</w:t>
       </w:r>
     </w:p>
     <w:p/>
